--- a/13_Concepts_Lab/Demo_09_Data_Footprints_and_Data_Brokers.docx
+++ b/13_Concepts_Lab/Demo_09_Data_Footprints_and_Data_Brokers.docx
@@ -68,9 +68,9 @@
           <w:rFonts w:ascii="Georgia" w:hAnsi="Georgia"/>
           <w:b/>
           <w:color w:val="2B2D42"/>
-          <w:sz w:val="88"/>
+          <w:sz w:val="68"/>
         </w:rPr>
-        <w:t>[Logo: Hackles]</w:t>
+        <w:t>Cybersecurity Concepts Lab for Teachers</w:t>
       </w:r>
     </w:p>
     <w:p>
@@ -85,7 +85,7 @@
           <w:color w:val="2F6F73"/>
           <w:sz w:val="32"/>
         </w:rPr>
-        <w:t>Concepts Lab</w:t>
+        <w:t>Trust your hackles. Pause · Check · Tell.</w:t>
       </w:r>
     </w:p>
     <w:p>
@@ -628,7 +628,7 @@
           <w:color w:val="2B2D42"/>
           <w:sz w:val="21"/>
         </w:rPr>
-        <w:t>A free kit by Competence Collective · competencecollective.org · quillsup.org</w:t>
+        <w:t>Hackles · a free kit · quillsup.org</w:t>
       </w:r>
     </w:p>
     <w:p>
@@ -669,34 +669,6 @@
     </w:p>
     <w:p>
       <w:pPr>
-        <w:keepNext/>
-        <w:spacing w:before="360" w:after="40"/>
-      </w:pPr>
-      <w:r>
-        <w:rPr>
-          <w:rFonts w:ascii="Calibri" w:hAnsi="Calibri"/>
-          <w:b/>
-          <w:color w:val="A8400A"/>
-          <w:sz w:val="18"/>
-        </w:rPr>
-        <w:t>SECTION 1</w:t>
-      </w:r>
-    </w:p>
-    <w:p>
-      <w:pPr>
-        <w:pStyle w:val="Heading1"/>
-        <w:pBdr>
-          <w:bottom w:val="double" w:sz="6" w:space="4" w:color="2B2D42"/>
-        </w:pBdr>
-        <w:spacing w:before="0"/>
-      </w:pPr>
-      <w:r>
-        <w:rPr/>
-        <w:t>Hackles · Cybersecurity Concepts Lab for Teachers</w:t>
-      </w:r>
-    </w:p>
-    <w:p>
-      <w:pPr>
         <w:pStyle w:val="Heading2"/>
         <w:pBdr>
           <w:top w:val="single" w:sz="18" w:space="6" w:color="FF8A3D"/>
@@ -723,7 +695,7 @@
     <w:p>
       <w:r>
         <w:rPr/>
-        <w:t>A free kit by Competence Collective · competencecollective.org · quillsup.org</w:t>
+        <w:t>Hackles · a free kit · quillsup.org</w:t>
       </w:r>
     </w:p>
     <w:p>
@@ -4482,7 +4454,7 @@
           <w:color w:val="A8400A"/>
           <w:sz w:val="18"/>
         </w:rPr>
-        <w:t>SECTION 2</w:t>
+        <w:t>SECTION 1</w:t>
       </w:r>
     </w:p>
     <w:p>
@@ -5739,7 +5711,7 @@
           <w:color w:val="A8400A"/>
           <w:sz w:val="18"/>
         </w:rPr>
-        <w:t>SECTION 3</w:t>
+        <w:t>SECTION 2</w:t>
       </w:r>
     </w:p>
     <w:p>
@@ -6038,7 +6010,7 @@
         <w:color w:val="5A5C70"/>
         <w:sz w:val="14"/>
       </w:rPr>
-      <w:t>Hackles · © 2026 Competence Collective · competencecollective.org · Text CC BY-NC 4.0 · Name, logos and art: all rights reserved</w:t>
+      <w:t>Hackles · quillsup.org · © 2026 Competence Collective · Text CC BY-NC 4.0 · Name, logos and art: all rights reserved</w:t>
     </w:r>
     <w:r>
       <w:tab/>
@@ -6118,7 +6090,7 @@
         <w:color w:val="2F6F73"/>
         <w:sz w:val="15"/>
       </w:rPr>
-      <w:t>[LOGO: HACKLES]</w:t>
+      <w:t>CYBERSECURITY CONCEPTS LAB FOR TEACHERS</w:t>
     </w:r>
     <w:r>
       <w:rPr>
